--- a/downloads/Lentopay-Executive-One-Pager.docx
+++ b/downloads/Lentopay-Executive-One-Pager.docx
@@ -32,7 +32,7 @@
           <w:sz w:val="16"/>
           <w:szCs w:val="16"/>
         </w:rPr>
-        <w:t xml:space="preserve">   ·  July 2026 · Confidential · Prepared for [Client]</w:t>
+        <w:t xml:space="preserve">   ·  July 2026 · Confidential · Prepared for Oshodi-Tapa Agboola</w:t>
       </w:r>
     </w:p>
     <w:p>

--- a/downloads/Lentopay-Executive-One-Pager.docx
+++ b/downloads/Lentopay-Executive-One-Pager.docx
@@ -24,7 +24,7 @@
           <w:sz w:val="23"/>
           <w:szCs w:val="23"/>
         </w:rPr>
-        <w:t xml:space="preserve">  Lentopay Exchange — Executive Summary</w:t>
+        <w:t xml:space="preserve">  Lentopay Exchange - Executive Summary</w:t>
       </w:r>
       <w:r>
         <w:rPr>
@@ -47,7 +47,7 @@
           <w:sz w:val="20"/>
           <w:szCs w:val="20"/>
         </w:rPr>
-        <w:t xml:space="preserve">The SEC-licensed, Nigeria-first crypto app combining global-exchange pricing, instant naira rails and everyday utility — trading, bill payments, gift cards and savings in one account.</w:t>
+        <w:t xml:space="preserve">The SEC-licensed, Nigeria-first crypto app combining global-exchange pricing, instant naira rails and everyday utility - trading, bill payments, gift cards and savings in one account.</w:t>
       </w:r>
     </w:p>
     <w:tbl>
@@ -162,7 +162,7 @@
                 <w:sz w:val="18"/>
                 <w:szCs w:val="18"/>
               </w:rPr>
-              <w:t xml:space="preserve"> (Binance, Bybit, P2P) — no naira ramp since Mar 2024, no recourse, legal risk.</w:t>
+              <w:t xml:space="preserve"> (Binance, Bybit, P2P) - no naira ramp since Mar 2024, no recourse, legal risk.</w:t>
             </w:r>
           </w:p>
           <w:p>
@@ -214,7 +214,7 @@
                 <w:sz w:val="18"/>
                 <w:szCs w:val="18"/>
               </w:rPr>
-              <w:t xml:space="preserve"> — and Yellow Card exited retail entirely (Jan 2026).</w:t>
+              <w:t xml:space="preserve"> - and Yellow Card exited retail entirely (Jan 2026).</w:t>
             </w:r>
           </w:p>
         </w:tc>
@@ -252,7 +252,7 @@
                 <w:sz w:val="18"/>
                 <w:szCs w:val="18"/>
               </w:rPr>
-              <w:t xml:space="preserve"> buy/sell/swap at 0.1%, instant naira ramps — public SLA (“95% of withdrawals &lt; 5 min”) on a live status page.</w:t>
+              <w:t xml:space="preserve"> buy/sell/swap at 0.1%, instant naira ramps - public SLA (“95% of withdrawals &lt; 5 min”) on a live status page.</w:t>
             </w:r>
           </w:p>
           <w:p>
@@ -278,7 +278,7 @@
                 <w:sz w:val="18"/>
                 <w:szCs w:val="18"/>
               </w:rPr>
-              <w:t xml:space="preserve"> airtime, data, electricity, TV paid from crypto with 1–3% cashback funded from VTU margin.</w:t>
+              <w:t xml:space="preserve"> airtime, data, electricity, TV paid from crypto with 1-3% cashback funded from VTU margin.</w:t>
             </w:r>
           </w:p>
           <w:p>
@@ -483,7 +483,7 @@
                 <w:sz w:val="16"/>
                 <w:szCs w:val="16"/>
               </w:rPr>
-              <w:t xml:space="preserve">On-chain value into Nigeria, Jul 2024–Jun 2025 (Chainalysis); #2 globally on grassroots adoption.</w:t>
+              <w:t xml:space="preserve">On-chain value into Nigeria, Jul 2024-Jun 2025 (Chainalysis); #2 globally on grassroots adoption.</w:t>
             </w:r>
           </w:p>
         </w:tc>
@@ -509,7 +509,7 @@
                 <w:sz w:val="16"/>
                 <w:szCs w:val="16"/>
               </w:rPr>
-              <w:t xml:space="preserve">Nigerian crypto users (~10% of population); 81.5% aged 18–34; stablecoins ~43% of volume.</w:t>
+              <w:t xml:space="preserve">Nigerian crypto users (~10% of population); 81.5% aged 18-34; stablecoins ~43% of volume.</w:t>
             </w:r>
           </w:p>
         </w:tc>
@@ -535,7 +535,7 @@
                 <w:sz w:val="16"/>
                 <w:szCs w:val="16"/>
               </w:rPr>
-              <w:t xml:space="preserve">Remittances where stablecoins beat 8%+ legacy fees; naira fell ~41% in 2024 — digital-dollar demand.</w:t>
+              <w:t xml:space="preserve">Remittances where stablecoins beat 8%+ legacy fees; naira fell ~41% in 2024 - digital-dollar demand.</w:t>
             </w:r>
           </w:p>
         </w:tc>
@@ -565,7 +565,7 @@
           <w:sz w:val="18"/>
           <w:szCs w:val="18"/>
         </w:rPr>
-        <w:t xml:space="preserve">0.1% maker/taker · 0.5–1% swap spread (displayed live) · ₦100/₦200 flat fiat fees · 2–4% gift card margin · 1.5–3% VTU margin (~1% back as cashback) · 2–4pp savings NIM at 6–8% APY. </w:t>
+        <w:t xml:space="preserve">0.1% maker/taker · 0.5-1% swap spread (displayed live) · ₦100/₦200 flat fiat fees · 2-4% gift card margin · 1.5-3% VTU margin (~1% back as cashback) · 2-4pp savings NIM at 6-8% APY. </w:t>
       </w:r>
       <w:r>
         <w:rPr>
@@ -574,7 +574,7 @@
           <w:sz w:val="18"/>
           <w:szCs w:val="18"/>
         </w:rPr>
-        <w:t xml:space="preserve">Year-1 base case ~$0.4M revenue on 150k registered users; ~$3–7M by Year 3.</w:t>
+        <w:t xml:space="preserve">Year-1 base case ~$0.4M revenue on 150k registered users; ~$3-7M by Year 3.</w:t>
       </w:r>
     </w:p>
     <w:tbl>
@@ -689,7 +689,7 @@
                 <w:sz w:val="18"/>
                 <w:szCs w:val="18"/>
               </w:rPr>
-              <w:t xml:space="preserve"> of trading + bills + gift cards + savings; the SEC licence (₦2B capital, 9–18 months) blocks fast copies.</w:t>
+              <w:t xml:space="preserve"> of trading + bills + gift cards + savings; the SEC licence (₦2B capital, 9-18 months) blocks fast copies.</w:t>
             </w:r>
           </w:p>
           <w:p>
@@ -741,7 +741,7 @@
                 <w:sz w:val="18"/>
                 <w:szCs w:val="18"/>
               </w:rPr>
-              <w:t xml:space="preserve"> cashback funded from bills margin, activation-gated referrals — built against fintech's 3-in-5 dormancy norm.</w:t>
+              <w:t xml:space="preserve"> cashback funded from bills margin, activation-gated referrals - built against fintech's 3-in-5 dormancy norm.</w:t>
             </w:r>
           </w:p>
         </w:tc>
@@ -774,7 +774,7 @@
                 <w:sz w:val="18"/>
                 <w:szCs w:val="18"/>
               </w:rPr>
-              <w:t xml:space="preserve">direct SEC ARIP filing (₦2B capital; AIP in 9–18 months) in parallel with partnership/acquisition of an existing AIP holder (6–9-month fast path).</w:t>
+              <w:t xml:space="preserve">direct SEC ARIP filing (₦2B capital; AIP in 9-18 months) in parallel with partnership/acquisition of an existing AIP holder (6-9-month fast path).</w:t>
             </w:r>
           </w:p>
           <w:p>
@@ -857,7 +857,7 @@
                 <w:sz w:val="17"/>
                 <w:szCs w:val="17"/>
               </w:rPr>
-              <w:t xml:space="preserve">Phase 0 (Q3–Q4 2026)</w:t>
+              <w:t xml:space="preserve">Phase 0 (Q3-Q4 2026)</w:t>
             </w:r>
           </w:p>
         </w:tc>
@@ -989,7 +989,7 @@
                 <w:sz w:val="17"/>
                 <w:szCs w:val="17"/>
               </w:rPr>
-              <w:t xml:space="preserve">Gift cards at scale; savings (6–8% APY) after full VASP registration + SEC product approval.</w:t>
+              <w:t xml:space="preserve">Gift cards at scale; savings (6-8% APY) after full VASP registration + SEC product approval.</w:t>
             </w:r>
           </w:p>
         </w:tc>
@@ -1075,7 +1075,7 @@
           <w:sz w:val="18"/>
           <w:szCs w:val="18"/>
         </w:rPr>
-        <w:t xml:space="preserve">Approve ₦2.1–2.5B (~$1.5–1.8M) regulatory capital and the 90-day plan: </w:t>
+        <w:t xml:space="preserve">Approve ₦2.1-2.5B (~$1.5-1.8M) regulatory capital and the 90-day plan: </w:t>
       </w:r>
       <w:r>
         <w:rPr>

--- a/downloads/Lentopay-Executive-One-Pager.docx
+++ b/downloads/Lentopay-Executive-One-Pager.docx
@@ -32,7 +32,7 @@
           <w:sz w:val="16"/>
           <w:szCs w:val="16"/>
         </w:rPr>
-        <w:t xml:space="preserve">   ·  July 2026 · Confidential · Prepared for Oshodi-Tapa Agboola</w:t>
+        <w:t xml:space="preserve">   ·  July 2026 · Confidential · Prepared for Oshodi-Tapa Agboola · by Dexter Cyberlab · www.dextercyberlab.com</w:t>
       </w:r>
     </w:p>
     <w:p>
